--- a/metaanalysis/conference_submissions/iceel/correction/EL2036_Tokiwa_corrected_v2.docx
+++ b/metaanalysis/conference_submissions/iceel/correction/EL2036_Tokiwa_corrected_v2.docx
@@ -1536,7 +1536,7 @@
               <w:rPr>
                 <w:sz w:val="16"/>
               </w:rPr>
-              <w:t>−0.4086</w:t>
+              <w:t>−0.4085</w:t>
             </w:r>
           </w:p>
         </w:tc>
